--- a/docs/TECH_SPEC_1P.docx
+++ b/docs/TECH_SPEC_1P.docx
@@ -15,54 +15,7 @@
           <w:sz w:val="34"/>
           <w:szCs w:val="34"/>
         </w:rPr>
-        <w:t xml:space="preserve">[AI Agent 기술설명서] VR 원격 개입형 AGV 협착 방지 디지털 트윈</w:t>
-      </w:r>
-    </w:p>
-    <w:p>
-      <w:pPr>
-        <w:keepNext/>
-        <w:spacing w:after="40" w:before="100"/>
-        <w:jc w:val="center"/>
-      </w:pPr>
-      <w:r>
-        <w:drawing>
-          <wp:inline distT="0" distB="0" distL="0" distR="0">
-            <wp:extent cx="3362325" cy="1733550"/>
-            <wp:effectExtent t="0" r="0" b="0" l="0"/>
-            <wp:docPr id="1" name="fig_agent_loop.png" descr="fig_agent_loop.png" title="fig_agent_loop.png"/>
-            <wp:cNvGraphicFramePr>
-              <a:graphicFrameLocks xmlns:a="http://schemas.openxmlformats.org/drawingml/2006/main" noChangeAspect="1"/>
-            </wp:cNvGraphicFramePr>
-            <a:graphic xmlns:a="http://schemas.openxmlformats.org/drawingml/2006/main">
-              <a:graphicData uri="http://schemas.openxmlformats.org/drawingml/2006/picture">
-                <pic:pic xmlns:pic="http://schemas.openxmlformats.org/drawingml/2006/picture">
-                  <pic:nvPicPr>
-                    <pic:cNvPr id="0" name="" descr=""/>
-                    <pic:cNvPicPr>
-                      <a:picLocks noChangeAspect="1" noChangeArrowheads="1"/>
-                    </pic:cNvPicPr>
-                  </pic:nvPicPr>
-                  <pic:blipFill>
-                    <a:blip r:embed="rId8" cstate="none"/>
-                    <a:srcRect/>
-                    <a:stretch>
-                      <a:fillRect/>
-                    </a:stretch>
-                  </pic:blipFill>
-                  <pic:spPr bwMode="auto">
-                    <a:xfrm>
-                      <a:off x="0" y="0"/>
-                      <a:ext cx="3362325" cy="1733550"/>
-                    </a:xfrm>
-                    <a:prstGeom prst="rect">
-                      <a:avLst/>
-                    </a:prstGeom>
-                  </pic:spPr>
-                </pic:pic>
-              </a:graphicData>
-            </a:graphic>
-          </wp:inline>
-        </w:drawing>
+        <w:t xml:space="preserve">&lt;별지 1&gt; AI Agent 기술설명서</w:t>
       </w:r>
     </w:p>
     <w:tbl>
@@ -78,8 +31,8 @@
         </w:tblBorders>
       </w:tblPr>
       <w:tblGrid>
-        <w:gridCol w:w="920"/>
-        <w:gridCol w:w="9286"/>
+        <w:gridCol w:w="1194"/>
+        <w:gridCol w:w="9012"/>
       </w:tblGrid>
       <w:tr>
         <w:trPr>
@@ -88,7 +41,7 @@
         </w:trPr>
         <w:tc>
           <w:tcPr>
-            <w:tcW w:type="dxa" w:w="920"/>
+            <w:tcW w:type="dxa" w:w="1194"/>
             <w:shd w:fill="2B3138" w:color="auto" w:val="clear"/>
             <w:tcMar>
               <w:top w:type="dxa" w:w="50"/>
@@ -113,7 +66,7 @@
         </w:tc>
         <w:tc>
           <w:tcPr>
-            <w:tcW w:type="dxa" w:w="9286"/>
+            <w:tcW w:type="dxa" w:w="9012"/>
             <w:shd w:fill="2B3138" w:color="auto" w:val="clear"/>
             <w:tcMar>
               <w:top w:type="dxa" w:w="50"/>
@@ -132,7 +85,7 @@
                 <w:sz w:val="16"/>
                 <w:szCs w:val="16"/>
               </w:rPr>
-              <w:t xml:space="preserve">내용</w:t>
+              <w:t xml:space="preserve">기재 내용</w:t>
             </w:r>
           </w:p>
         </w:tc>
@@ -143,45 +96,45 @@
         </w:trPr>
         <w:tc>
           <w:tcPr>
-            <w:tcW w:type="dxa" w:w="920"/>
-            <w:tcMar>
-              <w:top w:type="dxa" w:w="50"/>
-              <w:left w:type="dxa" w:w="90"/>
-              <w:bottom w:type="dxa" w:w="50"/>
-              <w:right w:type="dxa" w:w="90"/>
-            </w:tcMar>
-          </w:tcPr>
-          <w:p>
-            <w:r>
-              <w:rPr>
-                <w:rFonts w:ascii="Malgun Gothic" w:cs="Malgun Gothic" w:eastAsia="Malgun Gothic" w:hAnsi="Malgun Gothic"/>
-                <w:color w:val="22272E"/>
-                <w:sz w:val="16"/>
-                <w:szCs w:val="16"/>
-              </w:rPr>
-              <w:t xml:space="preserve">팀명/부문/주제</w:t>
-            </w:r>
-          </w:p>
-        </w:tc>
-        <w:tc>
-          <w:tcPr>
-            <w:tcW w:type="dxa" w:w="9286"/>
-            <w:tcMar>
-              <w:top w:type="dxa" w:w="50"/>
-              <w:left w:type="dxa" w:w="90"/>
-              <w:bottom w:type="dxa" w:w="50"/>
-              <w:right w:type="dxa" w:w="90"/>
-            </w:tcMar>
-          </w:tcPr>
-          <w:p>
-            <w:r>
-              <w:rPr>
-                <w:rFonts w:ascii="Malgun Gothic" w:cs="Malgun Gothic" w:eastAsia="Malgun Gothic" w:hAnsi="Malgun Gothic"/>
-                <w:color w:val="22272E"/>
-                <w:sz w:val="16"/>
-                <w:szCs w:val="16"/>
-              </w:rPr>
-              <w:t xml:space="preserve">[팀명] / 대학부 (국립한국해양대학교) / 32 제조 피지컬 AI — MetaQuest2 VR 기반 피지컬 AI Agent</w:t>
+            <w:tcW w:type="dxa" w:w="1194"/>
+            <w:tcMar>
+              <w:top w:type="dxa" w:w="50"/>
+              <w:left w:type="dxa" w:w="90"/>
+              <w:bottom w:type="dxa" w:w="50"/>
+              <w:right w:type="dxa" w:w="90"/>
+            </w:tcMar>
+          </w:tcPr>
+          <w:p>
+            <w:r>
+              <w:rPr>
+                <w:rFonts w:ascii="Malgun Gothic" w:cs="Malgun Gothic" w:eastAsia="Malgun Gothic" w:hAnsi="Malgun Gothic"/>
+                <w:color w:val="22272E"/>
+                <w:sz w:val="16"/>
+                <w:szCs w:val="16"/>
+              </w:rPr>
+              <w:t xml:space="preserve">팀명 / 부문 / 주제</w:t>
+            </w:r>
+          </w:p>
+        </w:tc>
+        <w:tc>
+          <w:tcPr>
+            <w:tcW w:type="dxa" w:w="9012"/>
+            <w:tcMar>
+              <w:top w:type="dxa" w:w="50"/>
+              <w:left w:type="dxa" w:w="90"/>
+              <w:bottom w:type="dxa" w:w="50"/>
+              <w:right w:type="dxa" w:w="90"/>
+            </w:tcMar>
+          </w:tcPr>
+          <w:p>
+            <w:r>
+              <w:rPr>
+                <w:rFonts w:ascii="Malgun Gothic" w:cs="Malgun Gothic" w:eastAsia="Malgun Gothic" w:hAnsi="Malgun Gothic"/>
+                <w:color w:val="22272E"/>
+                <w:sz w:val="16"/>
+                <w:szCs w:val="16"/>
+              </w:rPr>
+              <w:t xml:space="preserve">[팀명] (국립한국해양대학교) / 대학부 / 3-2. 제조 피지컬 AI — MetaQuest2 VR 기반 피지컬 AI Agent (분야코드 32)</w:t>
             </w:r>
           </w:p>
         </w:tc>
@@ -192,7 +145,7 @@
         </w:trPr>
         <w:tc>
           <w:tcPr>
-            <w:tcW w:type="dxa" w:w="920"/>
+            <w:tcW w:type="dxa" w:w="1194"/>
             <w:shd w:fill="F3F5F7" w:color="auto" w:val="clear"/>
             <w:tcMar>
               <w:top w:type="dxa" w:w="50"/>
@@ -215,7 +168,7 @@
         </w:tc>
         <w:tc>
           <w:tcPr>
-            <w:tcW w:type="dxa" w:w="9286"/>
+            <w:tcW w:type="dxa" w:w="9012"/>
             <w:shd w:fill="F3F5F7" w:color="auto" w:val="clear"/>
             <w:tcMar>
               <w:top w:type="dxa" w:w="50"/>
@@ -232,7 +185,7 @@
                 <w:sz w:val="16"/>
                 <w:szCs w:val="16"/>
               </w:rPr>
-              <w:t xml:space="preserve">멈추고, 알리고, 사람이 빼낸다 — VR 원격 개입형 AGV 협착 방지 디지털 트윈</w:t>
+              <w:t xml:space="preserve">MetaQuest 2 VR 디지털 트윈 기반 피지컬 AI AGV 원격 개입 &amp; 협착 방지 시스템</w:t>
             </w:r>
           </w:p>
         </w:tc>
@@ -243,7 +196,7 @@
         </w:trPr>
         <w:tc>
           <w:tcPr>
-            <w:tcW w:type="dxa" w:w="920"/>
+            <w:tcW w:type="dxa" w:w="1194"/>
             <w:tcMar>
               <w:top w:type="dxa" w:w="50"/>
               <w:left w:type="dxa" w:w="90"/>
@@ -265,23 +218,23 @@
         </w:tc>
         <w:tc>
           <w:tcPr>
-            <w:tcW w:type="dxa" w:w="9286"/>
-            <w:tcMar>
-              <w:top w:type="dxa" w:w="50"/>
-              <w:left w:type="dxa" w:w="90"/>
-              <w:bottom w:type="dxa" w:w="50"/>
-              <w:right w:type="dxa" w:w="90"/>
-            </w:tcMar>
-          </w:tcPr>
-          <w:p>
-            <w:r>
-              <w:rPr>
-                <w:rFonts w:ascii="Malgun Gothic" w:cs="Malgun Gothic" w:eastAsia="Malgun Gothic" w:hAnsi="Malgun Gothic"/>
-                <w:color w:val="22272E"/>
-                <w:sz w:val="16"/>
-                <w:szCs w:val="16"/>
-              </w:rPr>
-              <w:t xml:space="preserve">사람·AGV 혼재 통로의 끼임·부딪힘(산업용 로봇 재해 53%·34%, KOSHA 2011~2020), 2024년 끼임 사망 66명(+22.2%, 고용노동부). 멈춘 AGV는 현장 출동 전까지 라인 정체(정지 비용 자동차 시간당 최대 230만 달러, Siemens 2024)</w:t>
+            <w:tcW w:type="dxa" w:w="9012"/>
+            <w:tcMar>
+              <w:top w:type="dxa" w:w="50"/>
+              <w:left w:type="dxa" w:w="90"/>
+              <w:bottom w:type="dxa" w:w="50"/>
+              <w:right w:type="dxa" w:w="90"/>
+            </w:tcMar>
+          </w:tcPr>
+          <w:p>
+            <w:r>
+              <w:rPr>
+                <w:rFonts w:ascii="Malgun Gothic" w:cs="Malgun Gothic" w:eastAsia="Malgun Gothic" w:hAnsi="Malgun Gothic"/>
+                <w:color w:val="22272E"/>
+                <w:sz w:val="16"/>
+                <w:szCs w:val="16"/>
+              </w:rPr>
+              <w:t xml:space="preserve">사람·AGV 혼재 통로의 끼임·부딪힘(산업용 로봇 재해 53%·34%). 후방을 못 보는 AGV는 막히면 비상정지하고, 관리자가 현장에 갈 때까지 통로가 막힘</w:t>
             </w:r>
           </w:p>
         </w:tc>
@@ -292,7 +245,7 @@
         </w:trPr>
         <w:tc>
           <w:tcPr>
-            <w:tcW w:type="dxa" w:w="920"/>
+            <w:tcW w:type="dxa" w:w="1194"/>
             <w:shd w:fill="F3F5F7" w:color="auto" w:val="clear"/>
             <w:tcMar>
               <w:top w:type="dxa" w:w="50"/>
@@ -315,7 +268,7 @@
         </w:tc>
         <w:tc>
           <w:tcPr>
-            <w:tcW w:type="dxa" w:w="9286"/>
+            <w:tcW w:type="dxa" w:w="9012"/>
             <w:shd w:fill="F3F5F7" w:color="auto" w:val="clear"/>
             <w:tcMar>
               <w:top w:type="dxa" w:w="50"/>
@@ -332,7 +285,7 @@
                 <w:sz w:val="16"/>
                 <w:szCs w:val="16"/>
               </w:rPr>
-              <w:t xml:space="preserve">물류·제조 현장 AGV 관제사(PC), 원격 조작자(Meta Quest 2), 같은 통로를 쓰는 작업자</w:t>
+              <w:t xml:space="preserve">물류센터·스마트팩토리 AGV 관제사(PC), 원격 조작자(Meta Quest 2), AGV와 같은 통로를 쓰는 현장 작업자</w:t>
             </w:r>
           </w:p>
         </w:tc>
@@ -343,7 +296,7 @@
         </w:trPr>
         <w:tc>
           <w:tcPr>
-            <w:tcW w:type="dxa" w:w="920"/>
+            <w:tcW w:type="dxa" w:w="1194"/>
             <w:tcMar>
               <w:top w:type="dxa" w:w="50"/>
               <w:left w:type="dxa" w:w="90"/>
@@ -365,23 +318,23 @@
         </w:tc>
         <w:tc>
           <w:tcPr>
-            <w:tcW w:type="dxa" w:w="9286"/>
-            <w:tcMar>
-              <w:top w:type="dxa" w:w="50"/>
-              <w:left w:type="dxa" w:w="90"/>
-              <w:bottom w:type="dxa" w:w="50"/>
-              <w:right w:type="dxa" w:w="90"/>
-            </w:tcMar>
-          </w:tcPr>
-          <w:p>
-            <w:r>
-              <w:rPr>
-                <w:rFonts w:ascii="Malgun Gothic" w:cs="Malgun Gothic" w:eastAsia="Malgun Gothic" w:hAnsi="Malgun Gothic"/>
-                <w:color w:val="22272E"/>
-                <w:sz w:val="16"/>
-                <w:szCs w:val="16"/>
-              </w:rPr>
-              <w:t xml:space="preserve">AGV 2대 협착·충돌 0건, 봉착 시 현장 출동 없이 원격으로 무사고 탈출</w:t>
+            <w:tcW w:type="dxa" w:w="9012"/>
+            <w:tcMar>
+              <w:top w:type="dxa" w:w="50"/>
+              <w:left w:type="dxa" w:w="90"/>
+              <w:bottom w:type="dxa" w:w="50"/>
+              <w:right w:type="dxa" w:w="90"/>
+            </w:tcMar>
+          </w:tcPr>
+          <w:p>
+            <w:r>
+              <w:rPr>
+                <w:rFonts w:ascii="Malgun Gothic" w:cs="Malgun Gothic" w:eastAsia="Malgun Gothic" w:hAnsi="Malgun Gothic"/>
+                <w:color w:val="22272E"/>
+                <w:sz w:val="16"/>
+                <w:szCs w:val="16"/>
+              </w:rPr>
+              <w:t xml:space="preserve">AGV 2대 운용 중 협착·충돌 0건(목표). 위험하면 먼저 정지하고 정지 원인과 LiDAR 탈출 경로를 화면에 제시, 현장 출동 없이 VR 원격 개입으로 무사고 탈출·순찰 재개</w:t>
             </w:r>
           </w:p>
         </w:tc>
@@ -392,7 +345,7 @@
         </w:trPr>
         <w:tc>
           <w:tcPr>
-            <w:tcW w:type="dxa" w:w="920"/>
+            <w:tcW w:type="dxa" w:w="1194"/>
             <w:shd w:fill="F3F5F7" w:color="auto" w:val="clear"/>
             <w:tcMar>
               <w:top w:type="dxa" w:w="50"/>
@@ -415,7 +368,7 @@
         </w:tc>
         <w:tc>
           <w:tcPr>
-            <w:tcW w:type="dxa" w:w="9286"/>
+            <w:tcW w:type="dxa" w:w="9012"/>
             <w:shd w:fill="F3F5F7" w:color="auto" w:val="clear"/>
             <w:tcMar>
               <w:top w:type="dxa" w:w="50"/>
@@ -432,7 +385,25 @@
                 <w:sz w:val="16"/>
                 <w:szCs w:val="16"/>
               </w:rPr>
-              <w:t xml:space="preserve">LiDAR 기하 추론(섹터 거리·로봇 폭 회랑 탈출 방향·곡률 원호 궤적, VFH·DWA 계열), 로봇별 AUTO 상태기계, YOLOv8n 회랑 검출(사전학습, 현장 미검증)</w:t>
+              <w:t xml:space="preserve">LiDAR 기하 추론(전·후방 섹터 최소거리, 로봇 폭 회랑 탈출 방향 </w:t>
+            </w:r>
+            <w:r>
+              <w:rPr>
+                <w:rFonts w:ascii="Consolas" w:cs="Consolas" w:eastAsia="Malgun Gothic" w:hAnsi="Consolas"/>
+                <w:color w:val="22272E"/>
+                <w:sz w:val="15"/>
+                <w:szCs w:val="15"/>
+              </w:rPr>
+              <w:t xml:space="preserve">argmax[d(h) − 0.25·|h|]</w:t>
+            </w:r>
+            <w:r>
+              <w:rPr>
+                <w:rFonts w:ascii="Malgun Gothic" w:cs="Malgun Gothic" w:eastAsia="Malgun Gothic" w:hAnsi="Malgun Gothic"/>
+                <w:color w:val="22272E"/>
+                <w:sz w:val="16"/>
+                <w:szCs w:val="16"/>
+              </w:rPr>
+              <w:t xml:space="preserve">, 곡률 25개 원호 궤적 추천 — VFH·DWA 계열), 로봇별 AUTO 상태기계, YOLOv8n 회랑 검출(사전학습, 선택 기능·현장 미검증). LLM 미사용</w:t>
             </w:r>
           </w:p>
         </w:tc>
@@ -443,45 +414,45 @@
         </w:trPr>
         <w:tc>
           <w:tcPr>
-            <w:tcW w:type="dxa" w:w="920"/>
-            <w:tcMar>
-              <w:top w:type="dxa" w:w="50"/>
-              <w:left w:type="dxa" w:w="90"/>
-              <w:bottom w:type="dxa" w:w="50"/>
-              <w:right w:type="dxa" w:w="90"/>
-            </w:tcMar>
-          </w:tcPr>
-          <w:p>
-            <w:r>
-              <w:rPr>
-                <w:rFonts w:ascii="Malgun Gothic" w:cs="Malgun Gothic" w:eastAsia="Malgun Gothic" w:hAnsi="Malgun Gothic"/>
-                <w:color w:val="22272E"/>
-                <w:sz w:val="16"/>
-                <w:szCs w:val="16"/>
-              </w:rPr>
-              <w:t xml:space="preserve">Tool/API/Data/장비</w:t>
-            </w:r>
-          </w:p>
-        </w:tc>
-        <w:tc>
-          <w:tcPr>
-            <w:tcW w:type="dxa" w:w="9286"/>
-            <w:tcMar>
-              <w:top w:type="dxa" w:w="50"/>
-              <w:left w:type="dxa" w:w="90"/>
-              <w:bottom w:type="dxa" w:w="50"/>
-              <w:right w:type="dxa" w:w="90"/>
-            </w:tcMar>
-          </w:tcPr>
-          <w:p>
-            <w:r>
-              <w:rPr>
-                <w:rFonts w:ascii="Malgun Gothic" w:cs="Malgun Gothic" w:eastAsia="Malgun Gothic" w:hAnsi="Malgun Gothic"/>
-                <w:color w:val="22272E"/>
-                <w:sz w:val="16"/>
-                <w:szCs w:val="16"/>
-              </w:rPr>
-              <w:t xml:space="preserve">TurtleBot3 Burger 2대(ROS 1 Noetic·ROS 2 Humble), LDS-02 LiDAR, Pi Camera v2, rosbridge(</w:t>
+            <w:tcW w:type="dxa" w:w="1194"/>
+            <w:tcMar>
+              <w:top w:type="dxa" w:w="50"/>
+              <w:left w:type="dxa" w:w="90"/>
+              <w:bottom w:type="dxa" w:w="50"/>
+              <w:right w:type="dxa" w:w="90"/>
+            </w:tcMar>
+          </w:tcPr>
+          <w:p>
+            <w:r>
+              <w:rPr>
+                <w:rFonts w:ascii="Malgun Gothic" w:cs="Malgun Gothic" w:eastAsia="Malgun Gothic" w:hAnsi="Malgun Gothic"/>
+                <w:color w:val="22272E"/>
+                <w:sz w:val="16"/>
+                <w:szCs w:val="16"/>
+              </w:rPr>
+              <w:t xml:space="preserve">사용 Tool/API/Data/장비</w:t>
+            </w:r>
+          </w:p>
+        </w:tc>
+        <w:tc>
+          <w:tcPr>
+            <w:tcW w:type="dxa" w:w="9012"/>
+            <w:tcMar>
+              <w:top w:type="dxa" w:w="50"/>
+              <w:left w:type="dxa" w:w="90"/>
+              <w:bottom w:type="dxa" w:w="50"/>
+              <w:right w:type="dxa" w:w="90"/>
+            </w:tcMar>
+          </w:tcPr>
+          <w:p>
+            <w:r>
+              <w:rPr>
+                <w:rFonts w:ascii="Malgun Gothic" w:cs="Malgun Gothic" w:eastAsia="Malgun Gothic" w:hAnsi="Malgun Gothic"/>
+                <w:color w:val="22272E"/>
+                <w:sz w:val="16"/>
+                <w:szCs w:val="16"/>
+              </w:rPr>
+              <w:t xml:space="preserve">TurtleBot3 Burger 2대(ROS 1 Noetic·ROS 2 Humble), LDS-02 360° LiDAR, Pi Camera v2, rosbridge(</w:t>
             </w:r>
             <w:r>
               <w:rPr>
@@ -535,7 +506,7 @@
                 <w:sz w:val="16"/>
                 <w:szCs w:val="16"/>
               </w:rPr>
-              <w:t xml:space="preserve">), ustreamer, WebSocket 20 Hz, Unity 6 + OpenXR, Meta Quest 2</w:t>
+              <w:t xml:space="preserve">), ustreamer(MJPEG), Python asyncio 릴레이(WebSocket 20 Hz), Unity 6 + OpenXR, Meta Quest 2</w:t>
             </w:r>
           </w:p>
         </w:tc>
@@ -546,7 +517,7 @@
         </w:trPr>
         <w:tc>
           <w:tcPr>
-            <w:tcW w:type="dxa" w:w="920"/>
+            <w:tcW w:type="dxa" w:w="1194"/>
             <w:shd w:fill="F3F5F7" w:color="auto" w:val="clear"/>
             <w:tcMar>
               <w:top w:type="dxa" w:w="50"/>
@@ -563,13 +534,13 @@
                 <w:sz w:val="16"/>
                 <w:szCs w:val="16"/>
               </w:rPr>
-              <w:t xml:space="preserve">Memory/State/Feedback</w:t>
-            </w:r>
-          </w:p>
-        </w:tc>
-        <w:tc>
-          <w:tcPr>
-            <w:tcW w:type="dxa" w:w="9286"/>
+              <w:t xml:space="preserve">Memory/State/Feedback 구현</w:t>
+            </w:r>
+          </w:p>
+        </w:tc>
+        <w:tc>
+          <w:tcPr>
+            <w:tcW w:type="dxa" w:w="9012"/>
             <w:shd w:fill="F3F5F7" w:color="auto" w:val="clear"/>
             <w:tcMar>
               <w:top w:type="dxa" w:w="50"/>
@@ -586,7 +557,7 @@
                 <w:sz w:val="16"/>
                 <w:szCs w:val="16"/>
               </w:rPr>
-              <w:t xml:space="preserve">로봇별 AUTO/MANUAL·상태·정지 원인, 배회 원점, 위치 원점(RESET_POSE), 운행 이력 로그(이벤트 + 1 Hz JSONL) / 영상 경로 띠·선회 화살표·적색 배너, 지도 적색 차체·원판, 컨트롤러 진동</w:t>
+              <w:t xml:space="preserve">- State: 로봇별 AUTO/MANUAL·STUCK·정지 원인, 위치 원점, 운행 이력 로그(이벤트 + 1 Hz JSONL) - Feedback: 영상 경로 띠·선회 화살표·적색 배너, 관제 맵 적색 표시, 방향 진동</w:t>
             </w:r>
           </w:p>
         </w:tc>
@@ -597,45 +568,45 @@
         </w:trPr>
         <w:tc>
           <w:tcPr>
-            <w:tcW w:type="dxa" w:w="920"/>
-            <w:tcMar>
-              <w:top w:type="dxa" w:w="50"/>
-              <w:left w:type="dxa" w:w="90"/>
-              <w:bottom w:type="dxa" w:w="50"/>
-              <w:right w:type="dxa" w:w="90"/>
-            </w:tcMar>
-          </w:tcPr>
-          <w:p>
-            <w:r>
-              <w:rPr>
-                <w:rFonts w:ascii="Malgun Gothic" w:cs="Malgun Gothic" w:eastAsia="Malgun Gothic" w:hAnsi="Malgun Gothic"/>
-                <w:color w:val="22272E"/>
-                <w:sz w:val="16"/>
-                <w:szCs w:val="16"/>
-              </w:rPr>
-              <w:t xml:space="preserve">핵심 Workflow</w:t>
-            </w:r>
-          </w:p>
-        </w:tc>
-        <w:tc>
-          <w:tcPr>
-            <w:tcW w:type="dxa" w:w="9286"/>
-            <w:tcMar>
-              <w:top w:type="dxa" w:w="50"/>
-              <w:left w:type="dxa" w:w="90"/>
-              <w:bottom w:type="dxa" w:w="50"/>
-              <w:right w:type="dxa" w:w="90"/>
-            </w:tcMar>
-          </w:tcPr>
-          <w:p>
-            <w:r>
-              <w:rPr>
-                <w:rFonts w:ascii="Malgun Gothic" w:cs="Malgun Gothic" w:eastAsia="Malgun Gothic" w:hAnsi="Malgun Gothic"/>
-                <w:color w:val="22272E"/>
-                <w:sz w:val="16"/>
-                <w:szCs w:val="16"/>
-              </w:rPr>
-              <w:t xml:space="preserve">입력(LiDAR·odom·조작) → 판단(정지·탈출 경로·만남) → Tool(rosbridge </w:t>
+            <w:tcW w:type="dxa" w:w="1194"/>
+            <w:tcMar>
+              <w:top w:type="dxa" w:w="50"/>
+              <w:left w:type="dxa" w:w="90"/>
+              <w:bottom w:type="dxa" w:w="50"/>
+              <w:right w:type="dxa" w:w="90"/>
+            </w:tcMar>
+          </w:tcPr>
+          <w:p>
+            <w:r>
+              <w:rPr>
+                <w:rFonts w:ascii="Malgun Gothic" w:cs="Malgun Gothic" w:eastAsia="Malgun Gothic" w:hAnsi="Malgun Gothic"/>
+                <w:color w:val="22272E"/>
+                <w:sz w:val="16"/>
+                <w:szCs w:val="16"/>
+              </w:rPr>
+              <w:t xml:space="preserve">핵심 Workflow (End-to-End 동작시나리오)</w:t>
+            </w:r>
+          </w:p>
+        </w:tc>
+        <w:tc>
+          <w:tcPr>
+            <w:tcW w:type="dxa" w:w="9012"/>
+            <w:tcMar>
+              <w:top w:type="dxa" w:w="50"/>
+              <w:left w:type="dxa" w:w="90"/>
+              <w:bottom w:type="dxa" w:w="50"/>
+              <w:right w:type="dxa" w:w="90"/>
+            </w:tcMar>
+          </w:tcPr>
+          <w:p>
+            <w:r>
+              <w:rPr>
+                <w:rFonts w:ascii="Malgun Gothic" w:cs="Malgun Gothic" w:eastAsia="Malgun Gothic" w:hAnsi="Malgun Gothic"/>
+                <w:color w:val="22272E"/>
+                <w:sz w:val="16"/>
+                <w:szCs w:val="16"/>
+              </w:rPr>
+              <w:t xml:space="preserve">① 관제사가 </w:t>
             </w:r>
             <w:r>
               <w:rPr>
@@ -644,6 +615,24 @@
                 <w:sz w:val="15"/>
                 <w:szCs w:val="15"/>
               </w:rPr>
+              <w:t xml:space="preserve">R</w:t>
+            </w:r>
+            <w:r>
+              <w:rPr>
+                <w:rFonts w:ascii="Malgun Gothic" w:cs="Malgun Gothic" w:eastAsia="Malgun Gothic" w:hAnsi="Malgun Gothic"/>
+                <w:color w:val="22272E"/>
+                <w:sz w:val="16"/>
+                <w:szCs w:val="16"/>
+              </w:rPr>
+              <w:t xml:space="preserve"> → 두 AGV AUTO 직진 ② 릴레이가 20 Hz로 odom·LiDAR 수신 ③ 전방 0.35m 또는 로봇 간 0.3m 판단 → 정지·STUCK, 원인 기록 ④ LiDAR 탈출·선회 경로 계산 → 영상·지도 표시 ⑤ 관제 맵 클릭 → 그 로봇 콕핏 즉시 진입(그 로봇만 MANUAL) ⑥ 그립 데드맨 + 양손 스틱으로 후진·선회 탈출(</w:t>
+            </w:r>
+            <w:r>
+              <w:rPr>
+                <w:rFonts w:ascii="Consolas" w:cs="Consolas" w:eastAsia="Malgun Gothic" w:hAnsi="Consolas"/>
+                <w:color w:val="22272E"/>
+                <w:sz w:val="15"/>
+                <w:szCs w:val="15"/>
+              </w:rPr>
               <w:t xml:space="preserve">/cmd_vel</w:t>
             </w:r>
             <w:r>
@@ -653,7 +642,25 @@
                 <w:sz w:val="16"/>
                 <w:szCs w:val="16"/>
               </w:rPr>
-              <w:t xml:space="preserve">) → 실행(실물 정지·주행) → 결과(트윈·영상 표시) → Feedback(관제 클릭 → VR 개입 → AUTO 재개)</w:t>
+              <w:t xml:space="preserve">) ⑦ </w:t>
+            </w:r>
+            <w:r>
+              <w:rPr>
+                <w:rFonts w:ascii="Consolas" w:cs="Consolas" w:eastAsia="Malgun Gothic" w:hAnsi="Consolas"/>
+                <w:color w:val="22272E"/>
+                <w:sz w:val="15"/>
+                <w:szCs w:val="15"/>
+              </w:rPr>
+              <w:t xml:space="preserve">R</w:t>
+            </w:r>
+            <w:r>
+              <w:rPr>
+                <w:rFonts w:ascii="Malgun Gothic" w:cs="Malgun Gothic" w:eastAsia="Malgun Gothic" w:hAnsi="Malgun Gothic"/>
+                <w:color w:val="22272E"/>
+                <w:sz w:val="16"/>
+                <w:szCs w:val="16"/>
+              </w:rPr>
+              <w:t xml:space="preserve">로 AUTO 재개, 정지 이력은 로그에 남음</w:t>
             </w:r>
           </w:p>
         </w:tc>
@@ -664,7 +671,7 @@
         </w:trPr>
         <w:tc>
           <w:tcPr>
-            <w:tcW w:type="dxa" w:w="920"/>
+            <w:tcW w:type="dxa" w:w="1194"/>
             <w:shd w:fill="F3F5F7" w:color="auto" w:val="clear"/>
             <w:tcMar>
               <w:top w:type="dxa" w:w="50"/>
@@ -681,13 +688,13 @@
                 <w:sz w:val="16"/>
                 <w:szCs w:val="16"/>
               </w:rPr>
-              <w:t xml:space="preserve">핵심기능</w:t>
-            </w:r>
-          </w:p>
-        </w:tc>
-        <w:tc>
-          <w:tcPr>
-            <w:tcW w:type="dxa" w:w="9286"/>
+              <w:t xml:space="preserve">핵심기능 3~5개</w:t>
+            </w:r>
+          </w:p>
+        </w:tc>
+        <w:tc>
+          <w:tcPr>
+            <w:tcW w:type="dxa" w:w="9012"/>
             <w:shd w:fill="F3F5F7" w:color="auto" w:val="clear"/>
             <w:tcMar>
               <w:top w:type="dxa" w:w="50"/>
@@ -704,7 +711,7 @@
                 <w:sz w:val="16"/>
                 <w:szCs w:val="16"/>
               </w:rPr>
-              <w:t xml:space="preserve">① 자율 후진 없는 정지·알림 인터록 ② LiDAR 탈출·선회 경로를 영상·지도에 표시 ③ 클릭 한 번 콕핏 빙의 + 그립 데드맨·양손 조작·진동 ④ AGV 2대 자율 순찰·1.0m 만남 둘 다 정지 ⑤ 속도 상한·LiDAR 가드·통신 두절 정지</w:t>
+              <w:t xml:space="preserve">1) 자동 후진 없는 정지·알림 안전 게이트(속도 상한 0.15 m/s, 전방 0.35m·후방 0.20m, 통신 두절 정지) 2) LiDAR 탈출·선회 경로 계산과 카메라 영상 투영 3) 관제 맵 클릭 → VR 콕핏 원격 개입(그립 데드맨·진동) 4) AGV 2대 동시 AUTO와 로봇 간 만남 정지</w:t>
             </w:r>
           </w:p>
         </w:tc>
@@ -715,45 +722,45 @@
         </w:trPr>
         <w:tc>
           <w:tcPr>
-            <w:tcW w:type="dxa" w:w="920"/>
-            <w:tcMar>
-              <w:top w:type="dxa" w:w="50"/>
-              <w:left w:type="dxa" w:w="90"/>
-              <w:bottom w:type="dxa" w:w="50"/>
-              <w:right w:type="dxa" w:w="90"/>
-            </w:tcMar>
-          </w:tcPr>
-          <w:p>
-            <w:r>
-              <w:rPr>
-                <w:rFonts w:ascii="Malgun Gothic" w:cs="Malgun Gothic" w:eastAsia="Malgun Gothic" w:hAnsi="Malgun Gothic"/>
-                <w:color w:val="22272E"/>
-                <w:sz w:val="16"/>
-                <w:szCs w:val="16"/>
-              </w:rPr>
-              <w:t xml:space="preserve">기존자산/신규개발분</w:t>
-            </w:r>
-          </w:p>
-        </w:tc>
-        <w:tc>
-          <w:tcPr>
-            <w:tcW w:type="dxa" w:w="9286"/>
-            <w:tcMar>
-              <w:top w:type="dxa" w:w="50"/>
-              <w:left w:type="dxa" w:w="90"/>
-              <w:bottom w:type="dxa" w:w="50"/>
-              <w:right w:type="dxa" w:w="90"/>
-            </w:tcMar>
-          </w:tcPr>
-          <w:p>
-            <w:r>
-              <w:rPr>
-                <w:rFonts w:ascii="Malgun Gothic" w:cs="Malgun Gothic" w:eastAsia="Malgun Gothic" w:hAnsi="Malgun Gothic"/>
-                <w:color w:val="22272E"/>
-                <w:sz w:val="16"/>
-                <w:szCs w:val="16"/>
-              </w:rPr>
-              <w:t xml:space="preserve">기존: TurtleBot3 차체·OpenCR 펌웨어·ROS 드라이버, rosbridge_server, ustreamer, YOLOv8 가중치, Unity·OpenXR. 신규(대회 기간 8일): 다중 로봇 rosbridge 릴레이, 안전 게이트·정지 인터록, 탈출·선회 경로 알고리즘·영상 투영, 로봇별 AUTO, VR 관제·콕핏·데드맨·진동, E2E 시험 73항목, 실행 스크립트</w:t>
+            <w:tcW w:type="dxa" w:w="1194"/>
+            <w:tcMar>
+              <w:top w:type="dxa" w:w="50"/>
+              <w:left w:type="dxa" w:w="90"/>
+              <w:bottom w:type="dxa" w:w="50"/>
+              <w:right w:type="dxa" w:w="90"/>
+            </w:tcMar>
+          </w:tcPr>
+          <w:p>
+            <w:r>
+              <w:rPr>
+                <w:rFonts w:ascii="Malgun Gothic" w:cs="Malgun Gothic" w:eastAsia="Malgun Gothic" w:hAnsi="Malgun Gothic"/>
+                <w:color w:val="22272E"/>
+                <w:sz w:val="16"/>
+                <w:szCs w:val="16"/>
+              </w:rPr>
+              <w:t xml:space="preserve">기존자산/ 8일 신규개발분</w:t>
+            </w:r>
+          </w:p>
+        </w:tc>
+        <w:tc>
+          <w:tcPr>
+            <w:tcW w:type="dxa" w:w="9012"/>
+            <w:tcMar>
+              <w:top w:type="dxa" w:w="50"/>
+              <w:left w:type="dxa" w:w="90"/>
+              <w:bottom w:type="dxa" w:w="50"/>
+              <w:right w:type="dxa" w:w="90"/>
+            </w:tcMar>
+          </w:tcPr>
+          <w:p>
+            <w:r>
+              <w:rPr>
+                <w:rFonts w:ascii="Malgun Gothic" w:cs="Malgun Gothic" w:eastAsia="Malgun Gothic" w:hAnsi="Malgun Gothic"/>
+                <w:color w:val="22272E"/>
+                <w:sz w:val="16"/>
+                <w:szCs w:val="16"/>
+              </w:rPr>
+              <w:t xml:space="preserve">- 기존자산: TurtleBot3·OpenCR·ROS 드라이버, rosbridge_server, ustreamer, YOLOv8 가중치, Unity·OpenXR - 8일신규개발: 다중 로봇 릴레이(ROS 1·2), 안전 게이트, 탈출·선회 경로·영상 투영, 로봇별 AUTO, 관제 맵·VR 콕핏·진동, E2E 시험 78항목, 보정 도구</w:t>
             </w:r>
           </w:p>
         </w:tc>
@@ -764,7 +771,7 @@
         </w:trPr>
         <w:tc>
           <w:tcPr>
-            <w:tcW w:type="dxa" w:w="920"/>
+            <w:tcW w:type="dxa" w:w="1194"/>
             <w:shd w:fill="F3F5F7" w:color="auto" w:val="clear"/>
             <w:tcMar>
               <w:top w:type="dxa" w:w="50"/>
@@ -787,7 +794,7 @@
         </w:tc>
         <w:tc>
           <w:tcPr>
-            <w:tcW w:type="dxa" w:w="9286"/>
+            <w:tcW w:type="dxa" w:w="9012"/>
             <w:shd w:fill="F3F5F7" w:color="auto" w:val="clear"/>
             <w:tcMar>
               <w:top w:type="dxa" w:w="50"/>
@@ -804,7 +811,7 @@
                 <w:sz w:val="16"/>
                 <w:szCs w:val="16"/>
               </w:rPr>
-              <w:t xml:space="preserve">TC-01 0.35m 전진 차단 PASS · TC-02 2대 만남 둘 다 정지 자동 PASS · TC-03 God-View↔VR 전환 PASS · TC-04 Quest·키보드→실물 바퀴(0.15 m/s 제한) PASS · TC-05 AUTO 봉착→수동 탈출 자동 PASS</w:t>
+              <w:t xml:space="preserve">TC-01 전방 0.35m 전진 차단 PASS · TC-02 2대 만남 둘 다 정지(자동 시험) PASS · TC-03 관제 맵 ↔ VR 콕핏 전환 PASS · TC-04 Quest·키보드 → 실물 바퀴(0.15 m/s 제한) PASS · TC-05 AUTO 정지 → 수동 탈출(자동 시험) PASS — 자동 시험 78/78, 10회 반복 무결점</w:t>
             </w:r>
           </w:p>
         </w:tc>
@@ -815,45 +822,45 @@
         </w:trPr>
         <w:tc>
           <w:tcPr>
-            <w:tcW w:type="dxa" w:w="920"/>
-            <w:tcMar>
-              <w:top w:type="dxa" w:w="50"/>
-              <w:left w:type="dxa" w:w="90"/>
-              <w:bottom w:type="dxa" w:w="50"/>
-              <w:right w:type="dxa" w:w="90"/>
-            </w:tcMar>
-          </w:tcPr>
-          <w:p>
-            <w:r>
-              <w:rPr>
-                <w:rFonts w:ascii="Malgun Gothic" w:cs="Malgun Gothic" w:eastAsia="Malgun Gothic" w:hAnsi="Malgun Gothic"/>
-                <w:color w:val="22272E"/>
-                <w:sz w:val="16"/>
-                <w:szCs w:val="16"/>
-              </w:rPr>
-              <w:t xml:space="preserve">완성도 Level</w:t>
-            </w:r>
-          </w:p>
-        </w:tc>
-        <w:tc>
-          <w:tcPr>
-            <w:tcW w:type="dxa" w:w="9286"/>
-            <w:tcMar>
-              <w:top w:type="dxa" w:w="50"/>
-              <w:left w:type="dxa" w:w="90"/>
-              <w:bottom w:type="dxa" w:w="50"/>
-              <w:right w:type="dxa" w:w="90"/>
-            </w:tcMar>
-          </w:tcPr>
-          <w:p>
-            <w:r>
-              <w:rPr>
-                <w:rFonts w:ascii="Malgun Gothic" w:cs="Malgun Gothic" w:eastAsia="Malgun Gothic" w:hAnsi="Malgun Gothic"/>
-                <w:color w:val="22272E"/>
-                <w:sz w:val="16"/>
-                <w:szCs w:val="16"/>
-              </w:rPr>
-              <w:t xml:space="preserve">Level 3 (실물 2대 연동 MVP, E2E 동작)</w:t>
+            <w:tcW w:type="dxa" w:w="1194"/>
+            <w:tcMar>
+              <w:top w:type="dxa" w:w="50"/>
+              <w:left w:type="dxa" w:w="90"/>
+              <w:bottom w:type="dxa" w:w="50"/>
+              <w:right w:type="dxa" w:w="90"/>
+            </w:tcMar>
+          </w:tcPr>
+          <w:p>
+            <w:r>
+              <w:rPr>
+                <w:rFonts w:ascii="Malgun Gothic" w:cs="Malgun Gothic" w:eastAsia="Malgun Gothic" w:hAnsi="Malgun Gothic"/>
+                <w:color w:val="22272E"/>
+                <w:sz w:val="16"/>
+                <w:szCs w:val="16"/>
+              </w:rPr>
+              <w:t xml:space="preserve">현재 완성도 Level</w:t>
+            </w:r>
+          </w:p>
+        </w:tc>
+        <w:tc>
+          <w:tcPr>
+            <w:tcW w:type="dxa" w:w="9012"/>
+            <w:tcMar>
+              <w:top w:type="dxa" w:w="50"/>
+              <w:left w:type="dxa" w:w="90"/>
+              <w:bottom w:type="dxa" w:w="50"/>
+              <w:right w:type="dxa" w:w="90"/>
+            </w:tcMar>
+          </w:tcPr>
+          <w:p>
+            <w:r>
+              <w:rPr>
+                <w:rFonts w:ascii="Malgun Gothic" w:cs="Malgun Gothic" w:eastAsia="Malgun Gothic" w:hAnsi="Malgun Gothic"/>
+                <w:color w:val="22272E"/>
+                <w:sz w:val="16"/>
+                <w:szCs w:val="16"/>
+              </w:rPr>
+              <w:t xml:space="preserve">Level 3 (MVP) — 실물 TurtleBot3 2대 연동, End-to-End 동작</w:t>
             </w:r>
           </w:p>
         </w:tc>
@@ -864,7 +871,7 @@
         </w:trPr>
         <w:tc>
           <w:tcPr>
-            <w:tcW w:type="dxa" w:w="920"/>
+            <w:tcW w:type="dxa" w:w="1194"/>
             <w:shd w:fill="F3F5F7" w:color="auto" w:val="clear"/>
             <w:tcMar>
               <w:top w:type="dxa" w:w="50"/>
@@ -881,13 +888,13 @@
                 <w:sz w:val="16"/>
                 <w:szCs w:val="16"/>
               </w:rPr>
-              <w:t xml:space="preserve">소스코드/저장소 경로</w:t>
-            </w:r>
-          </w:p>
-        </w:tc>
-        <w:tc>
-          <w:tcPr>
-            <w:tcW w:type="dxa" w:w="9286"/>
+              <w:t xml:space="preserve">소스코드/저장소(경로)</w:t>
+            </w:r>
+          </w:p>
+        </w:tc>
+        <w:tc>
+          <w:tcPr>
+            <w:tcW w:type="dxa" w:w="9012"/>
             <w:shd w:fill="F3F5F7" w:color="auto" w:val="clear"/>
             <w:tcMar>
               <w:top w:type="dxa" w:w="50"/>
@@ -897,6 +904,15 @@
             </w:tcMar>
           </w:tcPr>
           <w:p>
+            <w:r>
+              <w:rPr>
+                <w:rFonts w:ascii="Malgun Gothic" w:cs="Malgun Gothic" w:eastAsia="Malgun Gothic" w:hAnsi="Malgun Gothic"/>
+                <w:color w:val="22272E"/>
+                <w:sz w:val="16"/>
+                <w:szCs w:val="16"/>
+              </w:rPr>
+              <w:t xml:space="preserve">https://github.com/hun1105/gohst_rider (공개, 브랜치 </w:t>
+            </w:r>
             <w:r>
               <w:rPr>
                 <w:rFonts w:ascii="Consolas" w:cs="Consolas" w:eastAsia="Malgun Gothic" w:hAnsi="Consolas"/>
@@ -904,16 +920,16 @@
                 <w:sz w:val="15"/>
                 <w:szCs w:val="15"/>
               </w:rPr>
-              <w:t xml:space="preserve">source_code.zip</w:t>
-            </w:r>
-            <w:r>
-              <w:rPr>
-                <w:rFonts w:ascii="Malgun Gothic" w:cs="Malgun Gothic" w:eastAsia="Malgun Gothic" w:hAnsi="Malgun Gothic"/>
-                <w:color w:val="22272E"/>
-                <w:sz w:val="16"/>
-                <w:szCs w:val="16"/>
-              </w:rPr>
-              <w:t xml:space="preserve"> — </w:t>
+              <w:t xml:space="preserve">agent/claude</w:t>
+            </w:r>
+            <w:r>
+              <w:rPr>
+                <w:rFonts w:ascii="Malgun Gothic" w:cs="Malgun Gothic" w:eastAsia="Malgun Gothic" w:hAnsi="Malgun Gothic"/>
+                <w:color w:val="22272E"/>
+                <w:sz w:val="16"/>
+                <w:szCs w:val="16"/>
+              </w:rPr>
+              <w:t xml:space="preserve">) / 제출 ZIP </w:t>
             </w:r>
             <w:r>
               <w:rPr>
@@ -922,16 +938,16 @@
                 <w:sz w:val="15"/>
                 <w:szCs w:val="15"/>
               </w:rPr>
-              <w:t xml:space="preserve">ai_relay_server/</w:t>
-            </w:r>
-            <w:r>
-              <w:rPr>
-                <w:rFonts w:ascii="Malgun Gothic" w:cs="Malgun Gothic" w:eastAsia="Malgun Gothic" w:hAnsi="Malgun Gothic"/>
-                <w:color w:val="22272E"/>
-                <w:sz w:val="16"/>
-                <w:szCs w:val="16"/>
-              </w:rPr>
-              <w:t xml:space="preserve">(릴레이·플래너·시험), </w:t>
+              <w:t xml:space="preserve">source_code.zip</w:t>
+            </w:r>
+            <w:r>
+              <w:rPr>
+                <w:rFonts w:ascii="Malgun Gothic" w:cs="Malgun Gothic" w:eastAsia="Malgun Gothic" w:hAnsi="Malgun Gothic"/>
+                <w:color w:val="22272E"/>
+                <w:sz w:val="16"/>
+                <w:szCs w:val="16"/>
+              </w:rPr>
+              <w:t xml:space="preserve">. </w:t>
             </w:r>
             <w:r>
               <w:rPr>
@@ -940,16 +956,16 @@
                 <w:sz w:val="15"/>
                 <w:szCs w:val="15"/>
               </w:rPr>
-              <w:t xml:space="preserve">PhysicalAI_AGV_VR/Assets/Scripts/</w:t>
-            </w:r>
-            <w:r>
-              <w:rPr>
-                <w:rFonts w:ascii="Malgun Gothic" w:cs="Malgun Gothic" w:eastAsia="Malgun Gothic" w:hAnsi="Malgun Gothic"/>
-                <w:color w:val="22272E"/>
-                <w:sz w:val="16"/>
-                <w:szCs w:val="16"/>
-              </w:rPr>
-              <w:t xml:space="preserve">(Unity), </w:t>
+              <w:t xml:space="preserve">ai_relay_server/</w:t>
+            </w:r>
+            <w:r>
+              <w:rPr>
+                <w:rFonts w:ascii="Malgun Gothic" w:cs="Malgun Gothic" w:eastAsia="Malgun Gothic" w:hAnsi="Malgun Gothic"/>
+                <w:color w:val="22272E"/>
+                <w:sz w:val="16"/>
+                <w:szCs w:val="16"/>
+              </w:rPr>
+              <w:t xml:space="preserve"> 릴레이, </w:t>
             </w:r>
             <w:r>
               <w:rPr>
@@ -958,16 +974,16 @@
                 <w:sz w:val="15"/>
                 <w:szCs w:val="15"/>
               </w:rPr>
-              <w:t xml:space="preserve">launch/</w:t>
-            </w:r>
-            <w:r>
-              <w:rPr>
-                <w:rFonts w:ascii="Malgun Gothic" w:cs="Malgun Gothic" w:eastAsia="Malgun Gothic" w:hAnsi="Malgun Gothic"/>
-                <w:color w:val="22272E"/>
-                <w:sz w:val="16"/>
-                <w:szCs w:val="16"/>
-              </w:rPr>
-              <w:t xml:space="preserve">(실행 bat·README), </w:t>
+              <w:t xml:space="preserve">PhysicalAI_AGV_VR/Assets/</w:t>
+            </w:r>
+            <w:r>
+              <w:rPr>
+                <w:rFonts w:ascii="Malgun Gothic" w:cs="Malgun Gothic" w:eastAsia="Malgun Gothic" w:hAnsi="Malgun Gothic"/>
+                <w:color w:val="22272E"/>
+                <w:sz w:val="16"/>
+                <w:szCs w:val="16"/>
+              </w:rPr>
+              <w:t xml:space="preserve"> Unity, </w:t>
             </w:r>
             <w:r>
               <w:rPr>
@@ -976,16 +992,65 @@
                 <w:sz w:val="15"/>
                 <w:szCs w:val="15"/>
               </w:rPr>
-              <w:t xml:space="preserve">docs/PROTOCOL.md</w:t>
-            </w:r>
-            <w:r>
-              <w:rPr>
-                <w:rFonts w:ascii="Malgun Gothic" w:cs="Malgun Gothic" w:eastAsia="Malgun Gothic" w:hAnsi="Malgun Gothic"/>
-                <w:color w:val="22272E"/>
-                <w:sz w:val="16"/>
-                <w:szCs w:val="16"/>
-              </w:rPr>
-              <w:t xml:space="preserve">(메시지 규격)</w:t>
+              <w:t xml:space="preserve">launch/</w:t>
+            </w:r>
+            <w:r>
+              <w:rPr>
+                <w:rFonts w:ascii="Malgun Gothic" w:cs="Malgun Gothic" w:eastAsia="Malgun Gothic" w:hAnsi="Malgun Gothic"/>
+                <w:color w:val="22272E"/>
+                <w:sz w:val="16"/>
+                <w:szCs w:val="16"/>
+              </w:rPr>
+              <w:t xml:space="preserve"> 실행</w:t>
+            </w:r>
+          </w:p>
+        </w:tc>
+      </w:tr>
+      <w:tr>
+        <w:trPr>
+          <w:cantSplit/>
+        </w:trPr>
+        <w:tc>
+          <w:tcPr>
+            <w:tcW w:type="dxa" w:w="1194"/>
+            <w:tcMar>
+              <w:top w:type="dxa" w:w="50"/>
+              <w:left w:type="dxa" w:w="90"/>
+              <w:bottom w:type="dxa" w:w="50"/>
+              <w:right w:type="dxa" w:w="90"/>
+            </w:tcMar>
+          </w:tcPr>
+          <w:p>
+            <w:r>
+              <w:rPr>
+                <w:rFonts w:ascii="Malgun Gothic" w:cs="Malgun Gothic" w:eastAsia="Malgun Gothic" w:hAnsi="Malgun Gothic"/>
+                <w:color w:val="22272E"/>
+                <w:sz w:val="16"/>
+                <w:szCs w:val="16"/>
+              </w:rPr>
+              <w:t xml:space="preserve">정보출처 및 기타</w:t>
+            </w:r>
+          </w:p>
+        </w:tc>
+        <w:tc>
+          <w:tcPr>
+            <w:tcW w:type="dxa" w:w="9012"/>
+            <w:tcMar>
+              <w:top w:type="dxa" w:w="50"/>
+              <w:left w:type="dxa" w:w="90"/>
+              <w:bottom w:type="dxa" w:w="50"/>
+              <w:right w:type="dxa" w:w="90"/>
+            </w:tcMar>
+          </w:tcPr>
+          <w:p>
+            <w:r>
+              <w:rPr>
+                <w:rFonts w:ascii="Malgun Gothic" w:cs="Malgun Gothic" w:eastAsia="Malgun Gothic" w:hAnsi="Malgun Gothic"/>
+                <w:color w:val="22272E"/>
+                <w:sz w:val="16"/>
+                <w:szCs w:val="16"/>
+              </w:rPr>
+              <w:t xml:space="preserve">안전보건공단 로봇 재해(2011~2020), 고용노동부 2024 사망사고, Siemens Downtime 2024, ISO 3691-4, VDI 2710-5. AI·오픈소스는 출처·AI 활용 신고서</w:t>
             </w:r>
           </w:p>
         </w:tc>
